--- a/TheorynCoding/Study Material/Java Overall/Java Overall/Quick Java/oza sir/Study This/Study This.docx
+++ b/TheorynCoding/Study Material/Java Overall/Java Overall/Quick Java/oza sir/Study This/Study This.docx
@@ -7,7 +7,15 @@
         <w:pStyle w:val="NormalWeb"/>
       </w:pPr>
       <w:r>
-        <w:t xml:space="preserve">Below is the </w:t>
+        <w:t xml:space="preserve">Below </w:t>
+      </w:r>
+      <w:proofErr w:type="gramStart"/>
+      <w:r>
+        <w:t>is</w:t>
+      </w:r>
+      <w:proofErr w:type="gramEnd"/>
+      <w:r>
+        <w:t xml:space="preserve"> the </w:t>
       </w:r>
       <w:r>
         <w:rPr>
@@ -211,8 +219,21 @@
         </w:numPr>
       </w:pPr>
       <w:r>
-        <w:t>String vs StringBuilder vs StringBuffer</w:t>
-      </w:r>
+        <w:t xml:space="preserve">String vs </w:t>
+      </w:r>
+      <w:proofErr w:type="spellStart"/>
+      <w:r>
+        <w:t>StringBuilder</w:t>
+      </w:r>
+      <w:proofErr w:type="spellEnd"/>
+      <w:r>
+        <w:t xml:space="preserve"> vs </w:t>
+      </w:r>
+      <w:proofErr w:type="spellStart"/>
+      <w:r>
+        <w:t>StringBuffer</w:t>
+      </w:r>
+      <w:proofErr w:type="spellEnd"/>
     </w:p>
     <w:p>
       <w:pPr>
@@ -324,7 +345,15 @@
         </w:numPr>
       </w:pPr>
       <w:r>
-        <w:t>equals() vs hashCode()</w:t>
+        <w:t xml:space="preserve">equals() vs </w:t>
+      </w:r>
+      <w:proofErr w:type="spellStart"/>
+      <w:r>
+        <w:t>hashCode</w:t>
+      </w:r>
+      <w:proofErr w:type="spellEnd"/>
+      <w:r>
+        <w:t>()</w:t>
       </w:r>
     </w:p>
     <w:p>
@@ -335,8 +364,13 @@
           <w:numId w:val="5"/>
         </w:numPr>
       </w:pPr>
-      <w:r>
-        <w:t>hashCode Contract</w:t>
+      <w:proofErr w:type="spellStart"/>
+      <w:r>
+        <w:t>hashCode</w:t>
+      </w:r>
+      <w:proofErr w:type="spellEnd"/>
+      <w:r>
+        <w:t xml:space="preserve"> Contract</w:t>
       </w:r>
     </w:p>
     <w:p>
@@ -758,9 +792,11 @@
           <w:numId w:val="10"/>
         </w:numPr>
       </w:pPr>
+      <w:proofErr w:type="spellStart"/>
       <w:r>
         <w:t>serialVersionUID</w:t>
       </w:r>
+      <w:proofErr w:type="spellEnd"/>
     </w:p>
     <w:p>
       <w:pPr>
@@ -990,8 +1026,13 @@
         </w:numPr>
       </w:pPr>
       <w:r>
-        <w:t>Bootstrap ClassLoader</w:t>
-      </w:r>
+        <w:t xml:space="preserve">Bootstrap </w:t>
+      </w:r>
+      <w:proofErr w:type="spellStart"/>
+      <w:r>
+        <w:t>ClassLoader</w:t>
+      </w:r>
+      <w:proofErr w:type="spellEnd"/>
     </w:p>
     <w:p>
       <w:pPr>
@@ -1002,8 +1043,13 @@
         </w:numPr>
       </w:pPr>
       <w:r>
-        <w:t>Platform ClassLoader</w:t>
-      </w:r>
+        <w:t xml:space="preserve">Platform </w:t>
+      </w:r>
+      <w:proofErr w:type="spellStart"/>
+      <w:r>
+        <w:t>ClassLoader</w:t>
+      </w:r>
+      <w:proofErr w:type="spellEnd"/>
     </w:p>
     <w:p>
       <w:pPr>
@@ -1014,8 +1060,13 @@
         </w:numPr>
       </w:pPr>
       <w:r>
-        <w:t>Application ClassLoader</w:t>
-      </w:r>
+        <w:t xml:space="preserve">Application </w:t>
+      </w:r>
+      <w:proofErr w:type="spellStart"/>
+      <w:r>
+        <w:t>ClassLoader</w:t>
+      </w:r>
+      <w:proofErr w:type="spellEnd"/>
     </w:p>
     <w:p>
       <w:pPr>
@@ -1045,9 +1096,11 @@
           <w:numId w:val="15"/>
         </w:numPr>
       </w:pPr>
+      <w:proofErr w:type="spellStart"/>
       <w:r>
         <w:t>ClassNotFoundException</w:t>
       </w:r>
+      <w:proofErr w:type="spellEnd"/>
     </w:p>
     <w:p>
       <w:pPr>
@@ -1057,9 +1110,11 @@
           <w:numId w:val="15"/>
         </w:numPr>
       </w:pPr>
+      <w:proofErr w:type="spellStart"/>
       <w:r>
         <w:t>NoClassDefFoundError</w:t>
       </w:r>
+      <w:proofErr w:type="spellEnd"/>
     </w:p>
     <w:p>
       <w:pPr>
@@ -1101,9 +1156,19 @@
           <w:numId w:val="16"/>
         </w:numPr>
       </w:pPr>
-      <w:r>
-        <w:t>Metaspace vs PermGen</w:t>
-      </w:r>
+      <w:proofErr w:type="spellStart"/>
+      <w:r>
+        <w:t>Metaspace</w:t>
+      </w:r>
+      <w:proofErr w:type="spellEnd"/>
+      <w:r>
+        <w:t xml:space="preserve"> vs </w:t>
+      </w:r>
+      <w:proofErr w:type="spellStart"/>
+      <w:r>
+        <w:t>PermGen</w:t>
+      </w:r>
+      <w:proofErr w:type="spellEnd"/>
     </w:p>
     <w:p>
       <w:r>
@@ -1253,8 +1318,13 @@
           <w:numId w:val="19"/>
         </w:numPr>
       </w:pPr>
-      <w:r>
-        <w:t>finalize() deprecated?</w:t>
+      <w:proofErr w:type="gramStart"/>
+      <w:r>
+        <w:t>finalize(</w:t>
+      </w:r>
+      <w:proofErr w:type="gramEnd"/>
+      <w:r>
+        <w:t>) deprecated?</w:t>
       </w:r>
     </w:p>
     <w:p>
@@ -1265,8 +1335,21 @@
           <w:numId w:val="19"/>
         </w:numPr>
       </w:pPr>
-      <w:r>
-        <w:t>WeakReference vs SoftReference?</w:t>
+      <w:proofErr w:type="spellStart"/>
+      <w:r>
+        <w:t>WeakReference</w:t>
+      </w:r>
+      <w:proofErr w:type="spellEnd"/>
+      <w:r>
+        <w:t xml:space="preserve"> vs </w:t>
+      </w:r>
+      <w:proofErr w:type="spellStart"/>
+      <w:r>
+        <w:t>SoftReference</w:t>
+      </w:r>
+      <w:proofErr w:type="spellEnd"/>
+      <w:r>
+        <w:t>?</w:t>
       </w:r>
     </w:p>
     <w:p>
@@ -1494,7 +1577,15 @@
         </w:numPr>
       </w:pPr>
       <w:r>
-        <w:t>Patterns used in Spring?</w:t>
+        <w:t xml:space="preserve">Patterns used in </w:t>
+      </w:r>
+      <w:proofErr w:type="gramStart"/>
+      <w:r>
+        <w:t>Spring</w:t>
+      </w:r>
+      <w:proofErr w:type="gramEnd"/>
+      <w:r>
+        <w:t>?</w:t>
       </w:r>
     </w:p>
     <w:p>
@@ -1596,9 +1687,11 @@
           <w:numId w:val="25"/>
         </w:numPr>
       </w:pPr>
+      <w:proofErr w:type="spellStart"/>
       <w:r>
         <w:t>ListIterator</w:t>
       </w:r>
+      <w:proofErr w:type="spellEnd"/>
     </w:p>
     <w:p>
       <w:pPr>
@@ -1632,9 +1725,11 @@
           <w:numId w:val="25"/>
         </w:numPr>
       </w:pPr>
+      <w:proofErr w:type="spellStart"/>
       <w:r>
         <w:t>ConcurrentModificationException</w:t>
       </w:r>
+      <w:proofErr w:type="spellEnd"/>
     </w:p>
     <w:p>
       <w:r>
@@ -1656,9 +1751,11 @@
       <w:pPr>
         <w:pStyle w:val="Heading3"/>
       </w:pPr>
+      <w:proofErr w:type="spellStart"/>
       <w:r>
         <w:t>ArrayList</w:t>
       </w:r>
+      <w:proofErr w:type="spellEnd"/>
     </w:p>
     <w:p>
       <w:pPr>
@@ -1688,9 +1785,11 @@
       <w:pPr>
         <w:pStyle w:val="Heading3"/>
       </w:pPr>
+      <w:proofErr w:type="spellStart"/>
       <w:r>
         <w:t>LinkedList</w:t>
       </w:r>
+      <w:proofErr w:type="spellEnd"/>
     </w:p>
     <w:p>
       <w:pPr>
@@ -1720,9 +1819,19 @@
           <w:numId w:val="28"/>
         </w:numPr>
       </w:pPr>
-      <w:r>
-        <w:t>ArrayList vs LinkedList</w:t>
-      </w:r>
+      <w:proofErr w:type="spellStart"/>
+      <w:r>
+        <w:t>ArrayList</w:t>
+      </w:r>
+      <w:proofErr w:type="spellEnd"/>
+      <w:r>
+        <w:t xml:space="preserve"> vs </w:t>
+      </w:r>
+      <w:proofErr w:type="spellStart"/>
+      <w:r>
+        <w:t>LinkedList</w:t>
+      </w:r>
+      <w:proofErr w:type="spellEnd"/>
     </w:p>
     <w:p>
       <w:pPr>
@@ -1732,8 +1841,13 @@
           <w:numId w:val="28"/>
         </w:numPr>
       </w:pPr>
-      <w:r>
-        <w:t>ArrayList vs Vector</w:t>
+      <w:proofErr w:type="spellStart"/>
+      <w:r>
+        <w:t>ArrayList</w:t>
+      </w:r>
+      <w:proofErr w:type="spellEnd"/>
+      <w:r>
+        <w:t xml:space="preserve"> vs Vector</w:t>
       </w:r>
     </w:p>
     <w:p>
@@ -1744,9 +1858,11 @@
           <w:numId w:val="28"/>
         </w:numPr>
       </w:pPr>
+      <w:proofErr w:type="spellStart"/>
       <w:r>
         <w:t>CopyOnWriteArrayList</w:t>
       </w:r>
+      <w:proofErr w:type="spellEnd"/>
     </w:p>
     <w:p>
       <w:r>
@@ -1767,9 +1883,11 @@
       <w:pPr>
         <w:pStyle w:val="Heading3"/>
       </w:pPr>
+      <w:proofErr w:type="spellStart"/>
       <w:r>
         <w:t>HashSet</w:t>
       </w:r>
+      <w:proofErr w:type="spellEnd"/>
     </w:p>
     <w:p>
       <w:pPr>
@@ -1787,17 +1905,21 @@
       <w:pPr>
         <w:pStyle w:val="Heading3"/>
       </w:pPr>
+      <w:proofErr w:type="spellStart"/>
       <w:r>
         <w:t>LinkedHashSet</w:t>
       </w:r>
+      <w:proofErr w:type="spellEnd"/>
     </w:p>
     <w:p>
       <w:pPr>
         <w:pStyle w:val="Heading3"/>
       </w:pPr>
+      <w:proofErr w:type="spellStart"/>
       <w:r>
         <w:t>TreeSet</w:t>
       </w:r>
+      <w:proofErr w:type="spellEnd"/>
     </w:p>
     <w:p>
       <w:r>
@@ -1819,25 +1941,34 @@
         <w:pStyle w:val="Heading3"/>
       </w:pPr>
       <w:r>
-        <w:t>Queue vs Deque</w:t>
-      </w:r>
+        <w:t xml:space="preserve">Queue vs </w:t>
+      </w:r>
+      <w:proofErr w:type="spellStart"/>
+      <w:r>
+        <w:t>Deque</w:t>
+      </w:r>
+      <w:proofErr w:type="spellEnd"/>
     </w:p>
     <w:p>
       <w:pPr>
         <w:pStyle w:val="Heading3"/>
       </w:pPr>
+      <w:proofErr w:type="spellStart"/>
       <w:r>
         <w:t>PriorityQueue</w:t>
       </w:r>
+      <w:proofErr w:type="spellEnd"/>
     </w:p>
     <w:p>
       <w:pPr>
         <w:pStyle w:val="Heading3"/>
       </w:pPr>
+      <w:proofErr w:type="spellStart"/>
       <w:r>
         <w:lastRenderedPageBreak/>
         <w:t>BlockingQueue</w:t>
       </w:r>
+      <w:proofErr w:type="spellEnd"/>
     </w:p>
     <w:p>
       <w:pPr>
@@ -1866,9 +1997,11 @@
       <w:pPr>
         <w:pStyle w:val="Heading3"/>
       </w:pPr>
+      <w:proofErr w:type="spellStart"/>
       <w:r>
         <w:t>HashMap</w:t>
       </w:r>
+      <w:proofErr w:type="spellEnd"/>
     </w:p>
     <w:p>
       <w:pPr>
@@ -1962,25 +2095,31 @@
           <w:numId w:val="30"/>
         </w:numPr>
       </w:pPr>
+      <w:proofErr w:type="spellStart"/>
       <w:r>
         <w:t>Treeification</w:t>
       </w:r>
+      <w:proofErr w:type="spellEnd"/>
     </w:p>
     <w:p>
       <w:pPr>
         <w:pStyle w:val="Heading3"/>
       </w:pPr>
+      <w:proofErr w:type="spellStart"/>
       <w:r>
         <w:t>Hashtable</w:t>
       </w:r>
+      <w:proofErr w:type="spellEnd"/>
     </w:p>
     <w:p>
       <w:pPr>
         <w:pStyle w:val="Heading3"/>
       </w:pPr>
+      <w:proofErr w:type="spellStart"/>
       <w:r>
         <w:t>ConcurrentHashMap</w:t>
       </w:r>
+      <w:proofErr w:type="spellEnd"/>
     </w:p>
     <w:p>
       <w:pPr>
@@ -2046,9 +2185,11 @@
           <w:numId w:val="32"/>
         </w:numPr>
       </w:pPr>
+      <w:proofErr w:type="spellStart"/>
       <w:r>
         <w:t>WeakHashMap</w:t>
       </w:r>
+      <w:proofErr w:type="spellEnd"/>
     </w:p>
     <w:p>
       <w:pPr>
@@ -2058,9 +2199,11 @@
           <w:numId w:val="32"/>
         </w:numPr>
       </w:pPr>
+      <w:proofErr w:type="spellStart"/>
       <w:r>
         <w:t>IdentityHashMap</w:t>
       </w:r>
+      <w:proofErr w:type="spellEnd"/>
     </w:p>
     <w:p>
       <w:pPr>
@@ -2103,7 +2246,15 @@
         </w:numPr>
       </w:pPr>
       <w:r>
-        <w:t>Why treeify at 8?</w:t>
+        <w:t xml:space="preserve">Why </w:t>
+      </w:r>
+      <w:proofErr w:type="spellStart"/>
+      <w:r>
+        <w:t>treeify</w:t>
+      </w:r>
+      <w:proofErr w:type="spellEnd"/>
+      <w:r>
+        <w:t xml:space="preserve"> at 8?</w:t>
       </w:r>
     </w:p>
     <w:p>
@@ -2116,7 +2267,15 @@
       </w:pPr>
       <w:r>
         <w:lastRenderedPageBreak/>
-        <w:t>Why untreeify at 6?</w:t>
+        <w:t xml:space="preserve">Why </w:t>
+      </w:r>
+      <w:proofErr w:type="spellStart"/>
+      <w:r>
+        <w:t>untreeify</w:t>
+      </w:r>
+      <w:proofErr w:type="spellEnd"/>
+      <w:r>
+        <w:t xml:space="preserve"> at 6?</w:t>
       </w:r>
     </w:p>
     <w:p>
@@ -2163,8 +2322,13 @@
           <w:numId w:val="33"/>
         </w:numPr>
       </w:pPr>
-      <w:r>
-        <w:t>HashMap works on which principle?</w:t>
+      <w:proofErr w:type="spellStart"/>
+      <w:r>
+        <w:t>HashMap</w:t>
+      </w:r>
+      <w:proofErr w:type="spellEnd"/>
+      <w:r>
+        <w:t xml:space="preserve"> works on which principle?</w:t>
       </w:r>
     </w:p>
     <w:p>
@@ -2188,7 +2352,15 @@
         </w:numPr>
       </w:pPr>
       <w:r>
-        <w:t>Why ConcurrentHashMap doesn't allow null?</w:t>
+        <w:t xml:space="preserve">Why </w:t>
+      </w:r>
+      <w:proofErr w:type="spellStart"/>
+      <w:r>
+        <w:t>ConcurrentHashMap</w:t>
+      </w:r>
+      <w:proofErr w:type="spellEnd"/>
+      <w:r>
+        <w:t xml:space="preserve"> doesn't allow null?</w:t>
       </w:r>
     </w:p>
     <w:p>
@@ -2212,7 +2384,15 @@
         </w:numPr>
       </w:pPr>
       <w:r>
-        <w:t>What if hashCode changes?</w:t>
+        <w:t xml:space="preserve">What if </w:t>
+      </w:r>
+      <w:proofErr w:type="spellStart"/>
+      <w:r>
+        <w:t>hashCode</w:t>
+      </w:r>
+      <w:proofErr w:type="spellEnd"/>
+      <w:r>
+        <w:t xml:space="preserve"> changes?</w:t>
       </w:r>
     </w:p>
     <w:p>
@@ -2259,8 +2439,13 @@
         </w:numPr>
       </w:pPr>
       <w:r>
-        <w:t>@FunctionalInterface</w:t>
-      </w:r>
+        <w:t>@</w:t>
+      </w:r>
+      <w:proofErr w:type="spellStart"/>
+      <w:r>
+        <w:t>FunctionalInterface</w:t>
+      </w:r>
+      <w:proofErr w:type="spellEnd"/>
     </w:p>
     <w:p>
       <w:pPr>
@@ -2370,9 +2555,11 @@
           <w:numId w:val="36"/>
         </w:numPr>
       </w:pPr>
+      <w:proofErr w:type="spellStart"/>
       <w:r>
         <w:t>BiPredicate</w:t>
       </w:r>
+      <w:proofErr w:type="spellEnd"/>
     </w:p>
     <w:p>
       <w:pPr>
@@ -2402,10 +2589,12 @@
           <w:numId w:val="37"/>
         </w:numPr>
       </w:pPr>
+      <w:proofErr w:type="spellStart"/>
       <w:r>
         <w:lastRenderedPageBreak/>
         <w:t>BiFunction</w:t>
       </w:r>
+      <w:proofErr w:type="spellEnd"/>
     </w:p>
     <w:p>
       <w:pPr>
@@ -2415,9 +2604,11 @@
           <w:numId w:val="37"/>
         </w:numPr>
       </w:pPr>
+      <w:proofErr w:type="spellStart"/>
       <w:r>
         <w:t>UnaryOperator</w:t>
       </w:r>
+      <w:proofErr w:type="spellEnd"/>
     </w:p>
     <w:p>
       <w:pPr>
@@ -2427,9 +2618,11 @@
           <w:numId w:val="37"/>
         </w:numPr>
       </w:pPr>
+      <w:proofErr w:type="spellStart"/>
       <w:r>
         <w:t>BinaryOperator</w:t>
       </w:r>
+      <w:proofErr w:type="spellEnd"/>
     </w:p>
     <w:p>
       <w:pPr>
@@ -2559,9 +2752,11 @@
           <w:numId w:val="40"/>
         </w:numPr>
       </w:pPr>
+      <w:proofErr w:type="spellStart"/>
       <w:r>
         <w:t>partitioningBy</w:t>
       </w:r>
+      <w:proofErr w:type="spellEnd"/>
     </w:p>
     <w:p>
       <w:pPr>
@@ -2663,9 +2858,19 @@
           <w:numId w:val="41"/>
         </w:numPr>
       </w:pPr>
-      <w:r>
-        <w:t>findFirst vs findAny</w:t>
-      </w:r>
+      <w:proofErr w:type="spellStart"/>
+      <w:r>
+        <w:t>findFirst</w:t>
+      </w:r>
+      <w:proofErr w:type="spellEnd"/>
+      <w:r>
+        <w:t xml:space="preserve"> vs </w:t>
+      </w:r>
+      <w:proofErr w:type="spellStart"/>
+      <w:r>
+        <w:t>findAny</w:t>
+      </w:r>
+      <w:proofErr w:type="spellEnd"/>
     </w:p>
     <w:p>
       <w:pPr>
@@ -2732,8 +2937,13 @@
           <w:numId w:val="42"/>
         </w:numPr>
       </w:pPr>
-      <w:r>
-        <w:t>ofNullable()</w:t>
+      <w:proofErr w:type="spellStart"/>
+      <w:r>
+        <w:t>ofNullable</w:t>
+      </w:r>
+      <w:proofErr w:type="spellEnd"/>
+      <w:r>
+        <w:t>()</w:t>
       </w:r>
     </w:p>
     <w:p>
@@ -2768,8 +2978,13 @@
           <w:numId w:val="42"/>
         </w:numPr>
       </w:pPr>
-      <w:r>
-        <w:t>orElse()</w:t>
+      <w:proofErr w:type="spellStart"/>
+      <w:r>
+        <w:t>orElse</w:t>
+      </w:r>
+      <w:proofErr w:type="spellEnd"/>
+      <w:r>
+        <w:t>()</w:t>
       </w:r>
     </w:p>
     <w:p>
@@ -2780,8 +2995,13 @@
           <w:numId w:val="42"/>
         </w:numPr>
       </w:pPr>
-      <w:r>
-        <w:t>orElseGet()</w:t>
+      <w:proofErr w:type="spellStart"/>
+      <w:r>
+        <w:t>orElseGet</w:t>
+      </w:r>
+      <w:proofErr w:type="spellEnd"/>
+      <w:r>
+        <w:t>()</w:t>
       </w:r>
     </w:p>
     <w:p>
@@ -2792,8 +3012,13 @@
           <w:numId w:val="42"/>
         </w:numPr>
       </w:pPr>
-      <w:r>
-        <w:t>orElseThrow()</w:t>
+      <w:proofErr w:type="spellStart"/>
+      <w:r>
+        <w:t>orElseThrow</w:t>
+      </w:r>
+      <w:proofErr w:type="spellEnd"/>
+      <w:r>
+        <w:t>()</w:t>
       </w:r>
     </w:p>
     <w:p>
@@ -2812,9 +3037,11 @@
           <w:numId w:val="43"/>
         </w:numPr>
       </w:pPr>
+      <w:proofErr w:type="spellStart"/>
       <w:r>
         <w:t>LocalDate</w:t>
       </w:r>
+      <w:proofErr w:type="spellEnd"/>
     </w:p>
     <w:p>
       <w:pPr>
@@ -2824,9 +3051,11 @@
           <w:numId w:val="43"/>
         </w:numPr>
       </w:pPr>
+      <w:proofErr w:type="spellStart"/>
       <w:r>
         <w:t>LocalTime</w:t>
       </w:r>
+      <w:proofErr w:type="spellEnd"/>
     </w:p>
     <w:p>
       <w:pPr>
@@ -2836,9 +3065,11 @@
           <w:numId w:val="43"/>
         </w:numPr>
       </w:pPr>
+      <w:proofErr w:type="spellStart"/>
       <w:r>
         <w:t>LocalDateTime</w:t>
       </w:r>
+      <w:proofErr w:type="spellEnd"/>
     </w:p>
     <w:p>
       <w:pPr>
@@ -2848,17 +3079,21 @@
           <w:numId w:val="43"/>
         </w:numPr>
       </w:pPr>
+      <w:proofErr w:type="spellStart"/>
       <w:r>
         <w:t>ZonedDateTime</w:t>
       </w:r>
+      <w:proofErr w:type="spellEnd"/>
     </w:p>
     <w:p>
       <w:pPr>
         <w:pStyle w:val="Heading2"/>
       </w:pPr>
+      <w:proofErr w:type="spellStart"/>
       <w:r>
         <w:t>CompletableFuture</w:t>
       </w:r>
+      <w:proofErr w:type="spellEnd"/>
     </w:p>
     <w:p>
       <w:pPr>
@@ -2868,8 +3103,13 @@
           <w:numId w:val="44"/>
         </w:numPr>
       </w:pPr>
-      <w:r>
-        <w:t>CompletableFuture vs Future</w:t>
+      <w:proofErr w:type="spellStart"/>
+      <w:r>
+        <w:t>CompletableFuture</w:t>
+      </w:r>
+      <w:proofErr w:type="spellEnd"/>
+      <w:r>
+        <w:t xml:space="preserve"> vs Future</w:t>
       </w:r>
     </w:p>
     <w:p>
@@ -2983,10 +3223,12 @@
           <w:numId w:val="46"/>
         </w:numPr>
       </w:pPr>
+      <w:proofErr w:type="spellStart"/>
       <w:r>
         <w:lastRenderedPageBreak/>
         <w:t>Livelock</w:t>
       </w:r>
+      <w:proofErr w:type="spellEnd"/>
     </w:p>
     <w:p>
       <w:pPr>
@@ -3004,8 +3246,13 @@
       <w:pPr>
         <w:pStyle w:val="Heading2"/>
       </w:pPr>
-      <w:r>
-        <w:t>volatile &amp; Atomic</w:t>
+      <w:proofErr w:type="gramStart"/>
+      <w:r>
+        <w:t>volatile</w:t>
+      </w:r>
+      <w:proofErr w:type="gramEnd"/>
+      <w:r>
+        <w:t xml:space="preserve"> &amp; Atomic</w:t>
       </w:r>
     </w:p>
     <w:p>
@@ -3040,9 +3287,11 @@
           <w:numId w:val="47"/>
         </w:numPr>
       </w:pPr>
+      <w:proofErr w:type="spellStart"/>
       <w:r>
         <w:t>AtomicInteger</w:t>
       </w:r>
+      <w:proofErr w:type="spellEnd"/>
     </w:p>
     <w:p>
       <w:pPr>
@@ -3108,8 +3357,13 @@
           <w:numId w:val="48"/>
         </w:numPr>
       </w:pPr>
-      <w:r>
-        <w:t>notifyAll()</w:t>
+      <w:proofErr w:type="spellStart"/>
+      <w:r>
+        <w:t>notifyAll</w:t>
+      </w:r>
+      <w:proofErr w:type="spellEnd"/>
+      <w:r>
+        <w:t>()</w:t>
       </w:r>
     </w:p>
     <w:p>
@@ -3152,9 +3406,11 @@
           <w:numId w:val="49"/>
         </w:numPr>
       </w:pPr>
+      <w:proofErr w:type="spellStart"/>
       <w:r>
         <w:t>ExecutorService</w:t>
       </w:r>
+      <w:proofErr w:type="spellEnd"/>
     </w:p>
     <w:p>
       <w:pPr>
@@ -3164,9 +3420,11 @@
           <w:numId w:val="49"/>
         </w:numPr>
       </w:pPr>
+      <w:proofErr w:type="spellStart"/>
       <w:r>
         <w:t>ThreadPoolExecutor</w:t>
       </w:r>
+      <w:proofErr w:type="spellEnd"/>
     </w:p>
     <w:p>
       <w:pPr>
@@ -3176,9 +3434,11 @@
           <w:numId w:val="49"/>
         </w:numPr>
       </w:pPr>
+      <w:proofErr w:type="spellStart"/>
       <w:r>
         <w:t>ScheduledExecutorService</w:t>
       </w:r>
+      <w:proofErr w:type="spellEnd"/>
     </w:p>
     <w:p>
       <w:pPr>
@@ -3200,9 +3460,11 @@
           <w:numId w:val="49"/>
         </w:numPr>
       </w:pPr>
+      <w:proofErr w:type="spellStart"/>
       <w:r>
         <w:t>CompletableFuture</w:t>
       </w:r>
+      <w:proofErr w:type="spellEnd"/>
     </w:p>
     <w:p>
       <w:pPr>
@@ -3268,9 +3530,11 @@
           <w:numId w:val="50"/>
         </w:numPr>
       </w:pPr>
+      <w:proofErr w:type="spellStart"/>
       <w:r>
         <w:t>keepAliveTime</w:t>
       </w:r>
+      <w:proofErr w:type="spellEnd"/>
     </w:p>
     <w:p>
       <w:pPr>
@@ -3280,9 +3544,11 @@
           <w:numId w:val="50"/>
         </w:numPr>
       </w:pPr>
+      <w:proofErr w:type="spellStart"/>
       <w:r>
         <w:t>RejectedExecutionHandler</w:t>
       </w:r>
+      <w:proofErr w:type="spellEnd"/>
     </w:p>
     <w:p>
       <w:pPr>
@@ -3301,9 +3567,11 @@
           <w:numId w:val="51"/>
         </w:numPr>
       </w:pPr>
+      <w:proofErr w:type="spellStart"/>
       <w:r>
         <w:t>ReentrantLock</w:t>
       </w:r>
+      <w:proofErr w:type="spellEnd"/>
     </w:p>
     <w:p>
       <w:pPr>
@@ -3325,9 +3593,11 @@
           <w:numId w:val="51"/>
         </w:numPr>
       </w:pPr>
+      <w:proofErr w:type="spellStart"/>
       <w:r>
         <w:t>ReadWriteLock</w:t>
       </w:r>
+      <w:proofErr w:type="spellEnd"/>
     </w:p>
     <w:p>
       <w:pPr>
@@ -3337,9 +3607,11 @@
           <w:numId w:val="51"/>
         </w:numPr>
       </w:pPr>
+      <w:proofErr w:type="spellStart"/>
       <w:r>
         <w:t>StampedLock</w:t>
       </w:r>
+      <w:proofErr w:type="spellEnd"/>
     </w:p>
     <w:p>
       <w:pPr>
@@ -3357,9 +3629,11 @@
           <w:numId w:val="52"/>
         </w:numPr>
       </w:pPr>
+      <w:proofErr w:type="spellStart"/>
       <w:r>
         <w:t>CountDownLatch</w:t>
       </w:r>
+      <w:proofErr w:type="spellEnd"/>
     </w:p>
     <w:p>
       <w:pPr>
@@ -3369,9 +3643,11 @@
           <w:numId w:val="52"/>
         </w:numPr>
       </w:pPr>
+      <w:proofErr w:type="spellStart"/>
       <w:r>
         <w:t>CyclicBarrier</w:t>
       </w:r>
+      <w:proofErr w:type="spellEnd"/>
     </w:p>
     <w:p>
       <w:pPr>
@@ -3393,9 +3669,11 @@
           <w:numId w:val="52"/>
         </w:numPr>
       </w:pPr>
+      <w:proofErr w:type="spellStart"/>
       <w:r>
         <w:t>ThreadLocal</w:t>
       </w:r>
+      <w:proofErr w:type="spellEnd"/>
     </w:p>
     <w:p>
       <w:pPr>
@@ -3437,9 +3715,11 @@
           <w:numId w:val="53"/>
         </w:numPr>
       </w:pPr>
+      <w:proofErr w:type="spellStart"/>
       <w:r>
         <w:t>ForkJoinPool</w:t>
       </w:r>
+      <w:proofErr w:type="spellEnd"/>
     </w:p>
     <w:p>
       <w:pPr>
@@ -3532,9 +3812,11 @@
           <w:numId w:val="54"/>
         </w:numPr>
       </w:pPr>
+      <w:proofErr w:type="spellStart"/>
       <w:r>
         <w:t>Denormalization</w:t>
       </w:r>
+      <w:proofErr w:type="spellEnd"/>
     </w:p>
     <w:p>
       <w:pPr>
@@ -3626,8 +3908,13 @@
         </w:numPr>
       </w:pPr>
       <w:r>
-        <w:t>Rank vs Dense_Rank</w:t>
-      </w:r>
+        <w:t xml:space="preserve">Rank vs </w:t>
+      </w:r>
+      <w:proofErr w:type="spellStart"/>
+      <w:r>
+        <w:t>Dense_Rank</w:t>
+      </w:r>
+      <w:proofErr w:type="spellEnd"/>
     </w:p>
     <w:p>
       <w:pPr>
@@ -3637,8 +3924,13 @@
           <w:numId w:val="55"/>
         </w:numPr>
       </w:pPr>
-      <w:r>
-        <w:t>Row_Number vs Rank</w:t>
+      <w:proofErr w:type="spellStart"/>
+      <w:r>
+        <w:t>Row_Number</w:t>
+      </w:r>
+      <w:proofErr w:type="spellEnd"/>
+      <w:r>
+        <w:t xml:space="preserve"> vs Rank</w:t>
       </w:r>
     </w:p>
     <w:p>
@@ -3650,8 +3942,13 @@
         </w:numPr>
       </w:pPr>
       <w:r>
-        <w:t>CTE vs Subquery</w:t>
-      </w:r>
+        <w:t xml:space="preserve">CTE vs </w:t>
+      </w:r>
+      <w:proofErr w:type="spellStart"/>
+      <w:r>
+        <w:t>Subquery</w:t>
+      </w:r>
+      <w:proofErr w:type="spellEnd"/>
     </w:p>
     <w:p>
       <w:pPr>
@@ -3964,9 +4261,11 @@
           <w:numId w:val="61"/>
         </w:numPr>
       </w:pPr>
+      <w:proofErr w:type="spellStart"/>
       <w:r>
         <w:t>LazyInitializationException</w:t>
       </w:r>
+      <w:proofErr w:type="spellEnd"/>
     </w:p>
     <w:p>
       <w:pPr>
@@ -4148,9 +4447,19 @@
           <w:numId w:val="65"/>
         </w:numPr>
       </w:pPr>
-      <w:r>
-        <w:t>BeanFactory vs ApplicationContext</w:t>
-      </w:r>
+      <w:proofErr w:type="spellStart"/>
+      <w:r>
+        <w:t>BeanFactory</w:t>
+      </w:r>
+      <w:proofErr w:type="spellEnd"/>
+      <w:r>
+        <w:t xml:space="preserve"> vs </w:t>
+      </w:r>
+      <w:proofErr w:type="spellStart"/>
+      <w:r>
+        <w:t>ApplicationContext</w:t>
+      </w:r>
+      <w:proofErr w:type="spellEnd"/>
     </w:p>
     <w:p>
       <w:pPr>
@@ -4160,9 +4469,11 @@
           <w:numId w:val="65"/>
         </w:numPr>
       </w:pPr>
+      <w:proofErr w:type="spellStart"/>
       <w:r>
         <w:t>BeanPostProcessor</w:t>
       </w:r>
+      <w:proofErr w:type="spellEnd"/>
     </w:p>
     <w:p>
       <w:pPr>
@@ -4172,9 +4483,11 @@
           <w:numId w:val="65"/>
         </w:numPr>
       </w:pPr>
+      <w:proofErr w:type="spellStart"/>
       <w:r>
         <w:t>BeanFactoryPostProcessor</w:t>
       </w:r>
+      <w:proofErr w:type="spellEnd"/>
     </w:p>
     <w:p>
       <w:pPr>
@@ -4209,7 +4522,15 @@
         </w:numPr>
       </w:pPr>
       <w:r>
-        <w:t>@Autowired Internals</w:t>
+        <w:t>@</w:t>
+      </w:r>
+      <w:proofErr w:type="spellStart"/>
+      <w:r>
+        <w:t>Autowired</w:t>
+      </w:r>
+      <w:proofErr w:type="spellEnd"/>
+      <w:r>
+        <w:t xml:space="preserve"> Internals</w:t>
       </w:r>
     </w:p>
     <w:p>
@@ -4276,9 +4597,11 @@
           <w:numId w:val="66"/>
         </w:numPr>
       </w:pPr>
+      <w:proofErr w:type="spellStart"/>
       <w:r>
         <w:t>Pointcut</w:t>
       </w:r>
+      <w:proofErr w:type="spellEnd"/>
     </w:p>
     <w:p>
       <w:pPr>
@@ -4356,8 +4679,13 @@
           <w:numId w:val="67"/>
         </w:numPr>
       </w:pPr>
-      <w:r>
-        <w:t>Self Invocation Problem</w:t>
+      <w:proofErr w:type="spellStart"/>
+      <w:r>
+        <w:t>Self Invocation</w:t>
+      </w:r>
+      <w:proofErr w:type="spellEnd"/>
+      <w:r>
+        <w:t xml:space="preserve"> Problem</w:t>
       </w:r>
     </w:p>
     <w:p>
@@ -4419,9 +4747,11 @@
           <w:numId w:val="68"/>
         </w:numPr>
       </w:pPr>
+      <w:proofErr w:type="spellStart"/>
       <w:r>
         <w:t>ConfigurationProperties</w:t>
       </w:r>
+      <w:proofErr w:type="spellEnd"/>
     </w:p>
     <w:p>
       <w:pPr>
@@ -4443,9 +4773,14 @@
           <w:numId w:val="68"/>
         </w:numPr>
       </w:pPr>
+      <w:proofErr w:type="spellStart"/>
       <w:r>
         <w:lastRenderedPageBreak/>
-        <w:t>Startup Flow</w:t>
+        <w:t>Startup</w:t>
+      </w:r>
+      <w:proofErr w:type="spellEnd"/>
+      <w:r>
+        <w:t xml:space="preserve"> Flow</w:t>
       </w:r>
     </w:p>
     <w:p>
@@ -4563,9 +4898,11 @@
           <w:numId w:val="69"/>
         </w:numPr>
       </w:pPr>
+      <w:proofErr w:type="spellStart"/>
       <w:r>
         <w:t>Idempotency</w:t>
       </w:r>
+      <w:proofErr w:type="spellEnd"/>
     </w:p>
     <w:p>
       <w:pPr>
@@ -4711,9 +5048,11 @@
           <w:numId w:val="71"/>
         </w:numPr>
       </w:pPr>
+      <w:proofErr w:type="spellStart"/>
       <w:r>
         <w:t>ETag</w:t>
       </w:r>
+      <w:proofErr w:type="spellEnd"/>
     </w:p>
     <w:p>
       <w:pPr>
@@ -4756,9 +5095,25 @@
           <w:numId w:val="72"/>
         </w:numPr>
       </w:pPr>
+      <w:proofErr w:type="spellStart"/>
       <w:r>
         <w:t>OpenAPI</w:t>
       </w:r>
+      <w:proofErr w:type="spellEnd"/>
+    </w:p>
+    <w:p>
+      <w:pPr>
+        <w:pStyle w:val="NormalWeb"/>
+        <w:numPr>
+          <w:ilvl w:val="0"/>
+          <w:numId w:val="72"/>
+        </w:numPr>
+      </w:pPr>
+      <w:r>
+        <w:t>Secure rest api</w:t>
+      </w:r>
+      <w:bookmarkStart w:id="0" w:name="_GoBack"/>
+      <w:bookmarkEnd w:id="0"/>
     </w:p>
     <w:p>
       <w:r>
@@ -4915,9 +5270,11 @@
           <w:numId w:val="73"/>
         </w:numPr>
       </w:pPr>
+      <w:proofErr w:type="spellStart"/>
       <w:r>
         <w:t>mTLS</w:t>
       </w:r>
+      <w:proofErr w:type="spellEnd"/>
     </w:p>
     <w:p>
       <w:pPr>
@@ -5051,6 +5408,7 @@
         </w:numPr>
       </w:pPr>
       <w:r>
+        <w:lastRenderedPageBreak/>
         <w:t>JWT Validation</w:t>
       </w:r>
     </w:p>
@@ -5063,7 +5421,6 @@
         </w:numPr>
       </w:pPr>
       <w:r>
-        <w:lastRenderedPageBreak/>
         <w:t>OAuth2 Validation</w:t>
       </w:r>
     </w:p>
@@ -5123,8 +5480,13 @@
           <w:numId w:val="74"/>
         </w:numPr>
       </w:pPr>
-      <w:r>
-        <w:t>DDoS Protection</w:t>
+      <w:proofErr w:type="spellStart"/>
+      <w:r>
+        <w:t>DDoS</w:t>
+      </w:r>
+      <w:proofErr w:type="spellEnd"/>
+      <w:r>
+        <w:t xml:space="preserve"> Protection</w:t>
       </w:r>
     </w:p>
     <w:p>
@@ -5211,8 +5573,13 @@
         </w:numPr>
       </w:pPr>
       <w:r>
-        <w:t>Sync vs Async</w:t>
-      </w:r>
+        <w:t xml:space="preserve">Sync vs </w:t>
+      </w:r>
+      <w:proofErr w:type="spellStart"/>
+      <w:r>
+        <w:t>Async</w:t>
+      </w:r>
+      <w:proofErr w:type="spellEnd"/>
     </w:p>
     <w:p>
       <w:pPr>
@@ -5223,8 +5590,13 @@
         </w:numPr>
       </w:pPr>
       <w:r>
-        <w:t>Feign vs WebClient</w:t>
-      </w:r>
+        <w:t xml:space="preserve">Feign vs </w:t>
+      </w:r>
+      <w:proofErr w:type="spellStart"/>
+      <w:r>
+        <w:t>WebClient</w:t>
+      </w:r>
+      <w:proofErr w:type="spellEnd"/>
     </w:p>
     <w:p>
       <w:pPr>
@@ -5234,9 +5606,11 @@
           <w:numId w:val="75"/>
         </w:numPr>
       </w:pPr>
+      <w:proofErr w:type="spellStart"/>
       <w:r>
         <w:t>gRPC</w:t>
       </w:r>
+      <w:proofErr w:type="spellEnd"/>
     </w:p>
     <w:p>
       <w:pPr>
@@ -5258,8 +5632,13 @@
           <w:numId w:val="75"/>
         </w:numPr>
       </w:pPr>
-      <w:r>
-        <w:t>Config Server</w:t>
+      <w:proofErr w:type="spellStart"/>
+      <w:r>
+        <w:t>Config</w:t>
+      </w:r>
+      <w:proofErr w:type="spellEnd"/>
+      <w:r>
+        <w:t xml:space="preserve"> Server</w:t>
       </w:r>
     </w:p>
     <w:p>
@@ -5290,8 +5669,13 @@
           <w:numId w:val="76"/>
         </w:numPr>
       </w:pPr>
-      <w:r>
-        <w:t>Redis Session Store</w:t>
+      <w:proofErr w:type="spellStart"/>
+      <w:r>
+        <w:t>Redis</w:t>
+      </w:r>
+      <w:proofErr w:type="spellEnd"/>
+      <w:r>
+        <w:t xml:space="preserve"> Session Store</w:t>
       </w:r>
     </w:p>
     <w:p>
@@ -5395,6 +5779,7 @@
         </w:numPr>
       </w:pPr>
       <w:r>
+        <w:lastRenderedPageBreak/>
         <w:t>Sidecar</w:t>
       </w:r>
     </w:p>
@@ -5407,7 +5792,6 @@
         </w:numPr>
       </w:pPr>
       <w:r>
-        <w:lastRenderedPageBreak/>
         <w:t>BFF</w:t>
       </w:r>
     </w:p>
@@ -5794,9 +6178,11 @@
           <w:numId w:val="80"/>
         </w:numPr>
       </w:pPr>
+      <w:proofErr w:type="spellStart"/>
       <w:r>
         <w:t>TimeLimiter</w:t>
       </w:r>
+      <w:proofErr w:type="spellEnd"/>
     </w:p>
     <w:p>
       <w:pPr>
@@ -5806,9 +6192,11 @@
           <w:numId w:val="80"/>
         </w:numPr>
       </w:pPr>
+      <w:proofErr w:type="spellStart"/>
       <w:r>
         <w:t>RateLimiter</w:t>
       </w:r>
+      <w:proofErr w:type="spellEnd"/>
     </w:p>
     <w:p>
       <w:pPr>
@@ -5818,9 +6206,11 @@
           <w:numId w:val="80"/>
         </w:numPr>
       </w:pPr>
+      <w:proofErr w:type="spellStart"/>
       <w:r>
         <w:t>Fallback</w:t>
       </w:r>
+      <w:proofErr w:type="spellEnd"/>
     </w:p>
     <w:p>
       <w:r>
@@ -5857,9 +6247,11 @@
           <w:numId w:val="81"/>
         </w:numPr>
       </w:pPr>
+      <w:proofErr w:type="spellStart"/>
       <w:r>
         <w:t>Dockerfile</w:t>
       </w:r>
+      <w:proofErr w:type="spellEnd"/>
     </w:p>
     <w:p>
       <w:pPr>
@@ -5957,8 +6349,13 @@
         <w:pStyle w:val="Heading1"/>
       </w:pPr>
       <w:r>
-        <w:t>22. Kubernetes</w:t>
-      </w:r>
+        <w:t xml:space="preserve">22. </w:t>
+      </w:r>
+      <w:proofErr w:type="spellStart"/>
+      <w:r>
+        <w:t>Kubernetes</w:t>
+      </w:r>
+      <w:proofErr w:type="spellEnd"/>
     </w:p>
     <w:p>
       <w:pPr>
@@ -5981,8 +6378,13 @@
         </w:numPr>
       </w:pPr>
       <w:r>
-        <w:t>Deployment vs StatefulSet</w:t>
-      </w:r>
+        <w:t xml:space="preserve">Deployment vs </w:t>
+      </w:r>
+      <w:proofErr w:type="spellStart"/>
+      <w:r>
+        <w:t>StatefulSet</w:t>
+      </w:r>
+      <w:proofErr w:type="spellEnd"/>
     </w:p>
     <w:p>
       <w:pPr>
@@ -5992,8 +6394,13 @@
           <w:numId w:val="82"/>
         </w:numPr>
       </w:pPr>
-      <w:r>
-        <w:t>ConfigMap vs Secret</w:t>
+      <w:proofErr w:type="spellStart"/>
+      <w:r>
+        <w:t>ConfigMap</w:t>
+      </w:r>
+      <w:proofErr w:type="spellEnd"/>
+      <w:r>
+        <w:t xml:space="preserve"> vs Secret</w:t>
       </w:r>
     </w:p>
     <w:p>
@@ -6037,9 +6444,11 @@
           <w:numId w:val="83"/>
         </w:numPr>
       </w:pPr>
+      <w:proofErr w:type="spellStart"/>
       <w:r>
         <w:t>ClusterIP</w:t>
       </w:r>
+      <w:proofErr w:type="spellEnd"/>
     </w:p>
     <w:p>
       <w:pPr>
@@ -6049,9 +6458,11 @@
           <w:numId w:val="83"/>
         </w:numPr>
       </w:pPr>
+      <w:proofErr w:type="spellStart"/>
       <w:r>
         <w:t>NodePort</w:t>
       </w:r>
+      <w:proofErr w:type="spellEnd"/>
     </w:p>
     <w:p>
       <w:pPr>
@@ -6061,9 +6472,11 @@
           <w:numId w:val="83"/>
         </w:numPr>
       </w:pPr>
+      <w:proofErr w:type="spellStart"/>
       <w:r>
         <w:t>LoadBalancer</w:t>
       </w:r>
+      <w:proofErr w:type="spellEnd"/>
     </w:p>
     <w:p>
       <w:pPr>
@@ -6081,8 +6494,13 @@
           <w:numId w:val="84"/>
         </w:numPr>
       </w:pPr>
-      <w:r>
-        <w:t>Liveness Probe</w:t>
+      <w:proofErr w:type="spellStart"/>
+      <w:r>
+        <w:t>Liveness</w:t>
+      </w:r>
+      <w:proofErr w:type="spellEnd"/>
+      <w:r>
+        <w:t xml:space="preserve"> Probe</w:t>
       </w:r>
     </w:p>
     <w:p>
@@ -6113,9 +6531,11 @@
           <w:numId w:val="85"/>
         </w:numPr>
       </w:pPr>
+      <w:proofErr w:type="spellStart"/>
       <w:r>
         <w:t>CrashLoopBackOff</w:t>
       </w:r>
+      <w:proofErr w:type="spellEnd"/>
     </w:p>
     <w:p>
       <w:pPr>
@@ -6125,9 +6545,11 @@
           <w:numId w:val="85"/>
         </w:numPr>
       </w:pPr>
+      <w:proofErr w:type="spellStart"/>
       <w:r>
         <w:t>OOMKilled</w:t>
       </w:r>
+      <w:proofErr w:type="spellEnd"/>
     </w:p>
     <w:p>
       <w:pPr>
@@ -6212,9 +6634,11 @@
           <w:numId w:val="86"/>
         </w:numPr>
       </w:pPr>
+      <w:proofErr w:type="spellStart"/>
       <w:r>
         <w:t>OpenTelemetry</w:t>
       </w:r>
+      <w:proofErr w:type="spellEnd"/>
     </w:p>
     <w:p>
       <w:pPr>
@@ -6224,9 +6648,11 @@
           <w:numId w:val="86"/>
         </w:numPr>
       </w:pPr>
+      <w:proofErr w:type="spellStart"/>
       <w:r>
         <w:t>Zipkin</w:t>
       </w:r>
+      <w:proofErr w:type="spellEnd"/>
     </w:p>
     <w:p>
       <w:pPr>
@@ -6372,8 +6798,13 @@
           <w:numId w:val="87"/>
         </w:numPr>
       </w:pPr>
-      <w:r>
-        <w:t>HikariCP Exhausted</w:t>
+      <w:proofErr w:type="spellStart"/>
+      <w:r>
+        <w:t>HikariCP</w:t>
+      </w:r>
+      <w:proofErr w:type="spellEnd"/>
+      <w:r>
+        <w:t xml:space="preserve"> Exhausted</w:t>
       </w:r>
     </w:p>
     <w:p>
@@ -6495,9 +6926,11 @@
           <w:numId w:val="88"/>
         </w:numPr>
       </w:pPr>
+      <w:proofErr w:type="spellStart"/>
       <w:r>
         <w:t>Redis</w:t>
       </w:r>
+      <w:proofErr w:type="spellEnd"/>
     </w:p>
     <w:p>
       <w:pPr>
@@ -6556,8 +6989,13 @@
         </w:numPr>
       </w:pPr>
       <w:r>
-        <w:t>Database Sharding</w:t>
-      </w:r>
+        <w:t xml:space="preserve">Database </w:t>
+      </w:r>
+      <w:proofErr w:type="spellStart"/>
+      <w:r>
+        <w:t>Sharding</w:t>
+      </w:r>
+      <w:proofErr w:type="spellEnd"/>
     </w:p>
     <w:p>
       <w:pPr>
@@ -6782,10 +7220,7 @@
       </w:r>
     </w:p>
     <w:p/>
-    <w:p>
-      <w:bookmarkStart w:id="0" w:name="_GoBack"/>
-      <w:bookmarkEnd w:id="0"/>
-    </w:p>
+    <w:p/>
     <w:sectPr>
       <w:pgSz w:w="8641" w:h="12962" w:code="1"/>
       <w:pgMar w:top="1077" w:right="864" w:bottom="1077" w:left="864" w:header="709" w:footer="709" w:gutter="0"/>
